--- a/plantillas/Formato Aviso Recurso (AUTOMATIZADO).docx
+++ b/plantillas/Formato Aviso Recurso (AUTOMATIZADO).docx
@@ -1610,27 +1610,15 @@
         </w:rPr>
         <w:t>​</w:t>
       </w:r>
-      <w:proofErr w:type="gramStart"/>
-      <w:r>
-        <w:rPr>
-          <w:rFonts w:ascii="Arial" w:hAnsi="Arial" w:cs="Arial"/>
-          <w:b/>
-          <w:bCs/>
-          <w:sz w:val="24"/>
-          <w:szCs w:val="24"/>
-        </w:rPr>
-        <w:t>Funcionario</w:t>
-      </w:r>
-      <w:proofErr w:type="gramEnd"/>
-      <w:r>
-        <w:rPr>
-          <w:rFonts w:ascii="Arial" w:hAnsi="Arial" w:cs="Arial"/>
-          <w:b/>
-          <w:bCs/>
-          <w:sz w:val="24"/>
-          <w:szCs w:val="24"/>
-        </w:rPr>
-        <w:t xml:space="preserve"> que expide el acto administrativo:</w:t>
+      <w:r>
+        <w:rPr>
+          <w:rFonts w:ascii="Arial" w:hAnsi="Arial" w:cs="Arial"/>
+          <w:b/>
+          <w:bCs/>
+          <w:sz w:val="24"/>
+          <w:szCs w:val="24"/>
+        </w:rPr>
+        <w:t>Funcionario que expide el acto administrativo:</w:t>
       </w:r>
       <w:r>
         <w:rPr>
@@ -1738,25 +1726,14 @@
         </w:rPr>
         <w:t xml:space="preserve"> </w:t>
       </w:r>
-      <w:proofErr w:type="gramStart"/>
-      <w:r>
-        <w:rPr>
-          <w:rFonts w:ascii="Arial" w:hAnsi="Arial" w:cs="Arial"/>
-          <w:sz w:val="24"/>
-          <w:szCs w:val="24"/>
-          <w:highlight w:val="yellow"/>
-        </w:rPr>
-        <w:t>Director</w:t>
-      </w:r>
-      <w:proofErr w:type="gramEnd"/>
-      <w:r>
-        <w:rPr>
-          <w:rFonts w:ascii="Arial" w:hAnsi="Arial" w:cs="Arial"/>
-          <w:sz w:val="24"/>
-          <w:szCs w:val="24"/>
-          <w:highlight w:val="yellow"/>
-        </w:rPr>
-        <w:t xml:space="preserve"> </w:t>
+      <w:r>
+        <w:rPr>
+          <w:rFonts w:ascii="Arial" w:hAnsi="Arial" w:cs="Arial"/>
+          <w:sz w:val="24"/>
+          <w:szCs w:val="24"/>
+          <w:highlight w:val="yellow"/>
+        </w:rPr>
+        <w:t xml:space="preserve">Director </w:t>
       </w:r>
       <w:r>
         <w:rPr>

--- a/plantillas/Formato Aviso Recurso (AUTOMATIZADO).docx
+++ b/plantillas/Formato Aviso Recurso (AUTOMATIZADO).docx
@@ -643,6 +643,18 @@
         </w:rPr>
         <w:t>NOTIFICACION POR AVISO</w:t>
       </w:r>
+    </w:p>
+    <w:p>
+      <w:pPr>
+        <w:pStyle w:val="Sinespaciado"/>
+        <w:rPr>
+          <w:rFonts w:ascii="Arial" w:hAnsi="Arial" w:cs="Arial"/>
+          <w:b/>
+          <w:bCs/>
+          <w:sz w:val="24"/>
+          <w:szCs w:val="24"/>
+        </w:rPr>
+      </w:pPr>
     </w:p>
     <w:p>
       <w:pPr>

--- a/plantillas/Formato Aviso Recurso (AUTOMATIZADO).docx
+++ b/plantillas/Formato Aviso Recurso (AUTOMATIZADO).docx
@@ -609,6 +609,17 @@
         <w:t>.</w:t>
       </w:r>
       <w:bookmarkEnd w:id="0"/>
+    </w:p>
+    <w:p>
+      <w:pPr>
+        <w:pStyle w:val="Sinespaciado"/>
+        <w:rPr>
+          <w:rFonts w:ascii="Arial" w:hAnsi="Arial" w:cs="Arial"/>
+          <w:sz w:val="24"/>
+          <w:szCs w:val="24"/>
+          <w:highlight w:val="yellow"/>
+        </w:rPr>
+      </w:pPr>
     </w:p>
     <w:p>
       <w:pPr>
